--- a/output/submission/御网智元-测试与评测报告.docx
+++ b/output/submission/御网智元-测试与评测报告.docx
@@ -933,200 +933,15 @@
     </w:p>
     <w:p>
       <w:pPr>
-        <w:spacing w:after="100"/>
-        <w:rPr>
-          <w:rFonts w:ascii="Aptos" w:eastAsia="微软雅黑" w:hAnsi="Aptos"/>
-          <w:sz w:val="20"/>
+        <w:rPr>
+          <w:rFonts w:hint="eastAsia"/>
         </w:rPr>
       </w:pPr>
       <w:r>
         <w:rPr>
-          <w:rFonts w:ascii="Aptos" w:eastAsia="微软雅黑" w:hAnsi="Aptos" w:hint="eastAsia"/>
-          <w:sz w:val="20"/>
-        </w:rPr>
-        <w:t>规范要求</w:t>
-      </w:r>
-      <w:r>
-        <w:rPr>
-          <w:rFonts w:ascii="Aptos" w:eastAsia="微软雅黑" w:hAnsi="Aptos" w:hint="eastAsia"/>
-          <w:sz w:val="20"/>
-        </w:rPr>
-        <w:t xml:space="preserve"> A/B/C </w:t>
-      </w:r>
-      <w:r>
-        <w:rPr>
-          <w:rFonts w:ascii="Aptos" w:eastAsia="微软雅黑" w:hAnsi="Aptos" w:hint="eastAsia"/>
-          <w:sz w:val="20"/>
-        </w:rPr>
-        <w:t>各至少三次，在独立黄金卷、正式</w:t>
-      </w:r>
-      <w:r>
-        <w:rPr>
-          <w:rFonts w:ascii="Aptos" w:eastAsia="微软雅黑" w:hAnsi="Aptos" w:hint="eastAsia"/>
-          <w:sz w:val="20"/>
-        </w:rPr>
-        <w:t xml:space="preserve"> HTTP </w:t>
-      </w:r>
-      <w:r>
-        <w:rPr>
-          <w:rFonts w:ascii="Aptos" w:eastAsia="微软雅黑" w:hAnsi="Aptos" w:hint="eastAsia"/>
-          <w:sz w:val="20"/>
-        </w:rPr>
-        <w:t>消息入口、真实</w:t>
-      </w:r>
-      <w:r>
-        <w:rPr>
-          <w:rFonts w:ascii="Aptos" w:eastAsia="微软雅黑" w:hAnsi="Aptos" w:hint="eastAsia"/>
-          <w:sz w:val="20"/>
-        </w:rPr>
-        <w:t xml:space="preserve"> Provider </w:t>
-      </w:r>
-      <w:r>
-        <w:rPr>
-          <w:rFonts w:ascii="Aptos" w:eastAsia="微软雅黑" w:hAnsi="Aptos" w:hint="eastAsia"/>
-          <w:sz w:val="20"/>
-        </w:rPr>
-        <w:t>和正式</w:t>
-      </w:r>
-      <w:r>
-        <w:rPr>
-          <w:rFonts w:ascii="Aptos" w:eastAsia="微软雅黑" w:hAnsi="Aptos" w:hint="eastAsia"/>
-          <w:sz w:val="20"/>
-        </w:rPr>
-        <w:t xml:space="preserve"> AgentEngine </w:t>
-      </w:r>
-      <w:r>
-        <w:rPr>
-          <w:rFonts w:ascii="Aptos" w:eastAsia="微软雅黑" w:hAnsi="Aptos" w:hint="eastAsia"/>
-          <w:sz w:val="20"/>
-        </w:rPr>
-        <w:t>下记录</w:t>
-      </w:r>
-      <w:r>
-        <w:rPr>
-          <w:rFonts w:ascii="Aptos" w:eastAsia="微软雅黑" w:hAnsi="Aptos" w:hint="eastAsia"/>
-          <w:sz w:val="20"/>
-        </w:rPr>
-        <w:t xml:space="preserve"> pass@1</w:t>
-      </w:r>
-      <w:r>
-        <w:rPr>
-          <w:rFonts w:ascii="Aptos" w:eastAsia="微软雅黑" w:hAnsi="Aptos" w:hint="eastAsia"/>
-          <w:sz w:val="20"/>
-        </w:rPr>
-        <w:t>、前三次至少一次成功率、中位耗时、</w:t>
-      </w:r>
-      <w:r>
-        <w:rPr>
-          <w:rFonts w:ascii="Aptos" w:eastAsia="微软雅黑" w:hAnsi="Aptos" w:hint="eastAsia"/>
-          <w:sz w:val="20"/>
-        </w:rPr>
-        <w:t xml:space="preserve">Provider </w:t>
-      </w:r>
-      <w:r>
-        <w:rPr>
-          <w:rFonts w:ascii="Aptos" w:eastAsia="微软雅黑" w:hAnsi="Aptos" w:hint="eastAsia"/>
-          <w:sz w:val="20"/>
-        </w:rPr>
-        <w:t>请求、</w:t>
-      </w:r>
-      <w:r>
-        <w:rPr>
-          <w:rFonts w:ascii="Aptos" w:eastAsia="微软雅黑" w:hAnsi="Aptos" w:hint="eastAsia"/>
-          <w:sz w:val="20"/>
-        </w:rPr>
-        <w:t>Token/</w:t>
-      </w:r>
-      <w:r>
-        <w:rPr>
-          <w:rFonts w:ascii="Aptos" w:eastAsia="微软雅黑" w:hAnsi="Aptos" w:hint="eastAsia"/>
-          <w:sz w:val="20"/>
-        </w:rPr>
-        <w:t>成本、工具调用、重规划、人工介入和失败分类。事实是：默认环境</w:t>
-      </w:r>
-      <w:r>
-        <w:rPr>
-          <w:rFonts w:ascii="Aptos" w:eastAsia="微软雅黑" w:hAnsi="Aptos" w:hint="eastAsia"/>
-          <w:sz w:val="20"/>
-        </w:rPr>
-        <w:t xml:space="preserve"> Provider/Agent </w:t>
-      </w:r>
-      <w:r>
-        <w:rPr>
-          <w:rFonts w:ascii="Aptos" w:eastAsia="微软雅黑" w:hAnsi="Aptos" w:hint="eastAsia"/>
-          <w:sz w:val="20"/>
-        </w:rPr>
-        <w:t>已就绪；但全新黄金独立卷尚未配置</w:t>
-      </w:r>
-      <w:r>
-        <w:rPr>
-          <w:rFonts w:ascii="Aptos" w:eastAsia="微软雅黑" w:hAnsi="Aptos" w:hint="eastAsia"/>
-          <w:sz w:val="20"/>
-        </w:rPr>
-        <w:t xml:space="preserve"> Provider/Agent</w:t>
-      </w:r>
-      <w:r>
-        <w:rPr>
-          <w:rFonts w:ascii="Aptos" w:eastAsia="微软雅黑" w:hAnsi="Aptos" w:hint="eastAsia"/>
-          <w:sz w:val="20"/>
-        </w:rPr>
-        <w:t>，</w:t>
-      </w:r>
-      <w:r>
-        <w:rPr>
-          <w:rFonts w:ascii="Aptos" w:eastAsia="微软雅黑" w:hAnsi="Aptos" w:hint="eastAsia"/>
-          <w:sz w:val="20"/>
-        </w:rPr>
-        <w:t xml:space="preserve">/setup/status </w:t>
-      </w:r>
-      <w:r>
-        <w:rPr>
-          <w:rFonts w:ascii="Aptos" w:eastAsia="微软雅黑" w:hAnsi="Aptos" w:hint="eastAsia"/>
-          <w:sz w:val="20"/>
-        </w:rPr>
-        <w:t>返回</w:t>
-      </w:r>
-      <w:r>
-        <w:rPr>
-          <w:rFonts w:ascii="Aptos" w:eastAsia="微软雅黑" w:hAnsi="Aptos" w:hint="eastAsia"/>
-          <w:sz w:val="20"/>
-        </w:rPr>
-        <w:t xml:space="preserve"> provider=false</w:t>
-      </w:r>
-      <w:r>
-        <w:rPr>
-          <w:rFonts w:ascii="Aptos" w:eastAsia="微软雅黑" w:hAnsi="Aptos" w:hint="eastAsia"/>
-          <w:sz w:val="20"/>
-        </w:rPr>
-        <w:t>、</w:t>
-      </w:r>
-      <w:r>
-        <w:rPr>
-          <w:rFonts w:ascii="Aptos" w:eastAsia="微软雅黑" w:hAnsi="Aptos" w:hint="eastAsia"/>
-          <w:sz w:val="20"/>
-        </w:rPr>
-        <w:t>agent=false</w:t>
-      </w:r>
-      <w:r>
-        <w:rPr>
-          <w:rFonts w:ascii="Aptos" w:eastAsia="微软雅黑" w:hAnsi="Aptos" w:hint="eastAsia"/>
-          <w:sz w:val="20"/>
-        </w:rPr>
-        <w:t>。因此本轮未执行三次真实黄金评测，未填写成功率、</w:t>
-      </w:r>
-      <w:r>
-        <w:rPr>
-          <w:rFonts w:ascii="Aptos" w:eastAsia="微软雅黑" w:hAnsi="Aptos" w:hint="eastAsia"/>
-          <w:sz w:val="20"/>
-        </w:rPr>
-        <w:t>Token</w:t>
-      </w:r>
-      <w:r>
-        <w:rPr>
-          <w:rFonts w:ascii="Aptos" w:eastAsia="微软雅黑" w:hAnsi="Aptos" w:hint="eastAsia"/>
-          <w:sz w:val="20"/>
-        </w:rPr>
-        <w:t>、成本、工具调用或平台成功截图。</w:t>
+          <w:rFonts w:hint="eastAsia"/>
+        </w:rPr>
+        <w:t>真实评测入口为默认工作台 http://127.0.0.1:8080/（2026-08-28，DeepSeek deepseek-v4-flash）；这不是独立黄金 Compose 卷，后者仍未配置 Provider。A 三次真实 Run 为 1 次失败、2 次 8/8 通过，pass@1=0%，前三次至少一次成功率=100%；B 三次均 6/6 通过，pass@1=100%，前三次至少一次成功率=100%。C 首三次为 4/9、4/9、6/9；修复双工具契约及真实工具证据绑定后，后续为 8/9、9/9。最终 9/9 Run 用时 54.248 秒、6 次 Provider 请求、38,056 Token、2 次工具调用、0 次重规划、0 次人工介入。Provider 返回成本为 0.0，不据此推算或宣称免费。默认卷结果不得冒充独立黄金卷验收。</w:t>
       </w:r>
     </w:p>
     <w:p>

--- a/output/submission/御网智元-测试与评测报告.docx
+++ b/output/submission/御网智元-测试与评测报告.docx
@@ -4,7 +4,7 @@
   <w:body>
     <w:p>
       <w:pPr>
-        <w:spacing w:before="3000"/>
+        <w:spacing w:before="2900"/>
         <w:jc w:val="center"/>
       </w:pPr>
       <w:r>
@@ -27,7 +27,7 @@
         </w:rPr>
         <w:t>质量门禁、通用评测与可复现证据</w:t>
         <w:br/>
-        <w:t>版本日期：2026-08-29</w:t>
+        <w:t>版本日期：2026-09-03</w:t>
       </w:r>
     </w:p>
     <w:p>
@@ -48,11 +48,14 @@
     </w:p>
     <w:p/>
     <w:p>
+      <w:pPr>
+        <w:pStyle w:val="Heading2"/>
+      </w:pPr>
       <w:r>
         <w:rPr>
           <w:rFonts w:ascii="Aptos" w:hAnsi="Aptos" w:eastAsia="Microsoft YaHei"/>
         </w:rPr>
-        <w:t>基线（2026-08-29）：后端覆盖率门槛为 85%。真实 Provider 测试默认跳过，未生成伪造成绩。上传类型一致性、资源限制、工具契约、运行恢复和通用评测均有单元或 API 测试。</w:t>
+        <w:t>1. 测试口径</w:t>
       </w:r>
     </w:p>
     <w:p/>
@@ -61,13 +64,636 @@
         <w:rPr>
           <w:rFonts w:ascii="Aptos" w:hAnsi="Aptos" w:eastAsia="Microsoft YaHei"/>
         </w:rPr>
-        <w:t>统一运行和展示入口为默认工作台 http://127.0.0.1:8080/。通用评测通过 python -m yuwang.evaluation run --case &lt;case&gt; --provider-id &lt;UUID&gt; --attempts 3 执行，统计 API 输出首次尝试成功率、前三次至少一次成功率、耗时、Token、工具调用、重规划、人工介入和失败分类。正式材料只引用可随提交包核验的脱敏记录；缺少可公开记录的历史运行不作为初审成绩主张。</w:t>
+        <w:t>本报告只记录可由源码、锁文件、测试输出或 Docker 健康检查复核的事实。真实 Provider 测试在没有隔离密钥时明确跳过，不把 Fake Provider、模型自述或手工截图计作真实成绩。</w:t>
+      </w:r>
+    </w:p>
+    <w:p/>
+    <w:p>
+      <w:pPr>
+        <w:pStyle w:val="Heading2"/>
+      </w:pPr>
+      <w:r>
+        <w:rPr>
+          <w:rFonts w:ascii="Aptos" w:hAnsi="Aptos" w:eastAsia="Microsoft YaHei"/>
+        </w:rPr>
+        <w:t>2. 当前质量门禁</w:t>
+      </w:r>
+    </w:p>
+    <w:p/>
+    <w:tbl>
+      <w:tblPr>
+        <w:tblStyle w:val="TableGrid"/>
+        <w:tblW w:type="auto" w:w="0"/>
+        <w:jc w:val="left"/>
+        <w:tblLayout w:type="fixed"/>
+        <w:tblLook w:firstColumn="1" w:firstRow="1" w:lastColumn="0" w:lastRow="0" w:noHBand="0" w:noVBand="1" w:val="04A0"/>
+      </w:tblPr>
+      <w:tblGrid>
+        <w:gridCol w:w="4680"/>
+        <w:gridCol w:w="4680"/>
+      </w:tblGrid>
+      <w:tr>
+        <w:tc>
+          <w:tcPr>
+            <w:tcW w:type="dxa" w:w="4680"/>
+            <w:vAlign w:val="center"/>
+            <w:shd w:fill="E8EEF5"/>
+          </w:tcPr>
+          <w:p>
+            <w:pPr>
+              <w:spacing w:after="40"/>
+            </w:pPr>
+            <w:r>
+              <w:rPr>
+                <w:rFonts w:ascii="Aptos" w:hAnsi="Aptos" w:eastAsia="Microsoft YaHei"/>
+                <w:b/>
+                <w:sz w:val="18"/>
+              </w:rPr>
+              <w:t>项目</w:t>
+            </w:r>
+          </w:p>
+        </w:tc>
+        <w:tc>
+          <w:tcPr>
+            <w:tcW w:type="dxa" w:w="4680"/>
+            <w:vAlign w:val="center"/>
+            <w:shd w:fill="E8EEF5"/>
+          </w:tcPr>
+          <w:p>
+            <w:pPr>
+              <w:spacing w:after="40"/>
+            </w:pPr>
+            <w:r>
+              <w:rPr>
+                <w:rFonts w:ascii="Aptos" w:hAnsi="Aptos" w:eastAsia="Microsoft YaHei"/>
+                <w:b/>
+                <w:sz w:val="18"/>
+              </w:rPr>
+              <w:t>结果</w:t>
+            </w:r>
+          </w:p>
+        </w:tc>
+      </w:tr>
+      <w:tr>
+        <w:tc>
+          <w:tcPr>
+            <w:tcW w:type="dxa" w:w="4680"/>
+            <w:vAlign w:val="center"/>
+          </w:tcPr>
+          <w:p>
+            <w:pPr>
+              <w:spacing w:after="40"/>
+            </w:pPr>
+            <w:r>
+              <w:rPr>
+                <w:rFonts w:ascii="Aptos" w:hAnsi="Aptos" w:eastAsia="Microsoft YaHei"/>
+                <w:b w:val="0"/>
+                <w:sz w:val="18"/>
+              </w:rPr>
+              <w:t>Python 单元/API/安全/评测测试</w:t>
+            </w:r>
+          </w:p>
+        </w:tc>
+        <w:tc>
+          <w:tcPr>
+            <w:tcW w:type="dxa" w:w="4680"/>
+            <w:vAlign w:val="center"/>
+          </w:tcPr>
+          <w:p>
+            <w:pPr>
+              <w:spacing w:after="40"/>
+            </w:pPr>
+            <w:r>
+              <w:rPr>
+                <w:rFonts w:ascii="Aptos" w:hAnsi="Aptos" w:eastAsia="Microsoft YaHei"/>
+                <w:b w:val="0"/>
+                <w:sz w:val="18"/>
+              </w:rPr>
+              <w:t>335 项通过、9 项条件跳过；整体覆盖率 87.37%，高于 85% 门槛</w:t>
+            </w:r>
+          </w:p>
+        </w:tc>
+      </w:tr>
+      <w:tr>
+        <w:tc>
+          <w:tcPr>
+            <w:tcW w:type="dxa" w:w="4680"/>
+            <w:vAlign w:val="center"/>
+          </w:tcPr>
+          <w:p>
+            <w:pPr>
+              <w:spacing w:after="40"/>
+            </w:pPr>
+            <w:r>
+              <w:rPr>
+                <w:rFonts w:ascii="Aptos" w:hAnsi="Aptos" w:eastAsia="Microsoft YaHei"/>
+                <w:b w:val="0"/>
+                <w:sz w:val="18"/>
+              </w:rPr>
+              <w:t>Agent 核心覆盖率门禁</w:t>
+            </w:r>
+          </w:p>
+        </w:tc>
+        <w:tc>
+          <w:tcPr>
+            <w:tcW w:type="dxa" w:w="4680"/>
+            <w:vAlign w:val="center"/>
+          </w:tcPr>
+          <w:p>
+            <w:pPr>
+              <w:spacing w:after="40"/>
+            </w:pPr>
+            <w:r>
+              <w:rPr>
+                <w:rFonts w:ascii="Aptos" w:hAnsi="Aptos" w:eastAsia="Microsoft YaHei"/>
+                <w:b w:val="0"/>
+                <w:sz w:val="18"/>
+              </w:rPr>
+              <w:t>91.72%，高于 CI 的 90% 门槛</w:t>
+            </w:r>
+          </w:p>
+        </w:tc>
+      </w:tr>
+      <w:tr>
+        <w:tc>
+          <w:tcPr>
+            <w:tcW w:type="dxa" w:w="4680"/>
+            <w:vAlign w:val="center"/>
+          </w:tcPr>
+          <w:p>
+            <w:pPr>
+              <w:spacing w:after="40"/>
+            </w:pPr>
+            <w:r>
+              <w:rPr>
+                <w:rFonts w:ascii="Aptos" w:hAnsi="Aptos" w:eastAsia="Microsoft YaHei"/>
+                <w:b w:val="0"/>
+                <w:sz w:val="18"/>
+              </w:rPr>
+              <w:t>Ruff</w:t>
+            </w:r>
+          </w:p>
+        </w:tc>
+        <w:tc>
+          <w:tcPr>
+            <w:tcW w:type="dxa" w:w="4680"/>
+            <w:vAlign w:val="center"/>
+          </w:tcPr>
+          <w:p>
+            <w:pPr>
+              <w:spacing w:after="40"/>
+            </w:pPr>
+            <w:r>
+              <w:rPr>
+                <w:rFonts w:ascii="Aptos" w:hAnsi="Aptos" w:eastAsia="Microsoft YaHei"/>
+                <w:b w:val="0"/>
+                <w:sz w:val="18"/>
+              </w:rPr>
+              <w:t>通过</w:t>
+            </w:r>
+          </w:p>
+        </w:tc>
+      </w:tr>
+      <w:tr>
+        <w:tc>
+          <w:tcPr>
+            <w:tcW w:type="dxa" w:w="4680"/>
+            <w:vAlign w:val="center"/>
+          </w:tcPr>
+          <w:p>
+            <w:pPr>
+              <w:spacing w:after="40"/>
+            </w:pPr>
+            <w:r>
+              <w:rPr>
+                <w:rFonts w:ascii="Aptos" w:hAnsi="Aptos" w:eastAsia="Microsoft YaHei"/>
+                <w:b w:val="0"/>
+                <w:sz w:val="18"/>
+              </w:rPr>
+              <w:t>mypy strict</w:t>
+            </w:r>
+          </w:p>
+        </w:tc>
+        <w:tc>
+          <w:tcPr>
+            <w:tcW w:type="dxa" w:w="4680"/>
+            <w:vAlign w:val="center"/>
+          </w:tcPr>
+          <w:p>
+            <w:pPr>
+              <w:spacing w:after="40"/>
+            </w:pPr>
+            <w:r>
+              <w:rPr>
+                <w:rFonts w:ascii="Aptos" w:hAnsi="Aptos" w:eastAsia="Microsoft YaHei"/>
+                <w:b w:val="0"/>
+                <w:sz w:val="18"/>
+              </w:rPr>
+              <w:t>通过</w:t>
+            </w:r>
+          </w:p>
+        </w:tc>
+      </w:tr>
+      <w:tr>
+        <w:tc>
+          <w:tcPr>
+            <w:tcW w:type="dxa" w:w="4680"/>
+            <w:vAlign w:val="center"/>
+          </w:tcPr>
+          <w:p>
+            <w:pPr>
+              <w:spacing w:after="40"/>
+            </w:pPr>
+            <w:r>
+              <w:rPr>
+                <w:rFonts w:ascii="Aptos" w:hAnsi="Aptos" w:eastAsia="Microsoft YaHei"/>
+                <w:b w:val="0"/>
+                <w:sz w:val="18"/>
+              </w:rPr>
+              <w:t>前端 Vitest</w:t>
+            </w:r>
+          </w:p>
+        </w:tc>
+        <w:tc>
+          <w:tcPr>
+            <w:tcW w:type="dxa" w:w="4680"/>
+            <w:vAlign w:val="center"/>
+          </w:tcPr>
+          <w:p>
+            <w:pPr>
+              <w:spacing w:after="40"/>
+            </w:pPr>
+            <w:r>
+              <w:rPr>
+                <w:rFonts w:ascii="Aptos" w:hAnsi="Aptos" w:eastAsia="Microsoft YaHei"/>
+                <w:b w:val="0"/>
+                <w:sz w:val="18"/>
+              </w:rPr>
+              <w:t>106 项通过</w:t>
+            </w:r>
+          </w:p>
+        </w:tc>
+      </w:tr>
+      <w:tr>
+        <w:tc>
+          <w:tcPr>
+            <w:tcW w:type="dxa" w:w="4680"/>
+            <w:vAlign w:val="center"/>
+          </w:tcPr>
+          <w:p>
+            <w:pPr>
+              <w:spacing w:after="40"/>
+            </w:pPr>
+            <w:r>
+              <w:rPr>
+                <w:rFonts w:ascii="Aptos" w:hAnsi="Aptos" w:eastAsia="Microsoft YaHei"/>
+                <w:b w:val="0"/>
+                <w:sz w:val="18"/>
+              </w:rPr>
+              <w:t>前端 lint/typecheck/build</w:t>
+            </w:r>
+          </w:p>
+        </w:tc>
+        <w:tc>
+          <w:tcPr>
+            <w:tcW w:type="dxa" w:w="4680"/>
+            <w:vAlign w:val="center"/>
+          </w:tcPr>
+          <w:p>
+            <w:pPr>
+              <w:spacing w:after="40"/>
+            </w:pPr>
+            <w:r>
+              <w:rPr>
+                <w:rFonts w:ascii="Aptos" w:hAnsi="Aptos" w:eastAsia="Microsoft YaHei"/>
+                <w:b w:val="0"/>
+                <w:sz w:val="18"/>
+              </w:rPr>
+              <w:t>全部通过</w:t>
+            </w:r>
+          </w:p>
+        </w:tc>
+      </w:tr>
+      <w:tr>
+        <w:tc>
+          <w:tcPr>
+            <w:tcW w:type="dxa" w:w="4680"/>
+            <w:vAlign w:val="center"/>
+          </w:tcPr>
+          <w:p>
+            <w:pPr>
+              <w:spacing w:after="40"/>
+            </w:pPr>
+            <w:r>
+              <w:rPr>
+                <w:rFonts w:ascii="Aptos" w:hAnsi="Aptos" w:eastAsia="Microsoft YaHei"/>
+                <w:b w:val="0"/>
+                <w:sz w:val="18"/>
+              </w:rPr>
+              <w:t>工具契约检查</w:t>
+            </w:r>
+          </w:p>
+        </w:tc>
+        <w:tc>
+          <w:tcPr>
+            <w:tcW w:type="dxa" w:w="4680"/>
+            <w:vAlign w:val="center"/>
+          </w:tcPr>
+          <w:p>
+            <w:pPr>
+              <w:spacing w:after="40"/>
+            </w:pPr>
+            <w:r>
+              <w:rPr>
+                <w:rFonts w:ascii="Aptos" w:hAnsi="Aptos" w:eastAsia="Microsoft YaHei"/>
+                <w:b w:val="0"/>
+                <w:sz w:val="18"/>
+              </w:rPr>
+              <w:t>19 个工具通过</w:t>
+            </w:r>
+          </w:p>
+        </w:tc>
+      </w:tr>
+      <w:tr>
+        <w:tc>
+          <w:tcPr>
+            <w:tcW w:type="dxa" w:w="4680"/>
+            <w:vAlign w:val="center"/>
+          </w:tcPr>
+          <w:p>
+            <w:pPr>
+              <w:spacing w:after="40"/>
+            </w:pPr>
+            <w:r>
+              <w:rPr>
+                <w:rFonts w:ascii="Aptos" w:hAnsi="Aptos" w:eastAsia="Microsoft YaHei"/>
+                <w:b w:val="0"/>
+                <w:sz w:val="18"/>
+              </w:rPr>
+              <w:t>Docker Compose</w:t>
+            </w:r>
+          </w:p>
+        </w:tc>
+        <w:tc>
+          <w:tcPr>
+            <w:tcW w:type="dxa" w:w="4680"/>
+            <w:vAlign w:val="center"/>
+          </w:tcPr>
+          <w:p>
+            <w:pPr>
+              <w:spacing w:after="40"/>
+            </w:pPr>
+            <w:r>
+              <w:rPr>
+                <w:rFonts w:ascii="Aptos" w:hAnsi="Aptos" w:eastAsia="Microsoft YaHei"/>
+                <w:b w:val="0"/>
+                <w:sz w:val="18"/>
+              </w:rPr>
+              <w:t>配置、构建、启动和健康检查通过</w:t>
+            </w:r>
+          </w:p>
+        </w:tc>
+      </w:tr>
+      <w:tr>
+        <w:tc>
+          <w:tcPr>
+            <w:tcW w:type="dxa" w:w="4680"/>
+            <w:vAlign w:val="center"/>
+          </w:tcPr>
+          <w:p>
+            <w:pPr>
+              <w:spacing w:after="40"/>
+            </w:pPr>
+            <w:r>
+              <w:rPr>
+                <w:rFonts w:ascii="Aptos" w:hAnsi="Aptos" w:eastAsia="Microsoft YaHei"/>
+                <w:b w:val="0"/>
+                <w:sz w:val="18"/>
+              </w:rPr>
+              <w:t>Windows doctor</w:t>
+            </w:r>
+          </w:p>
+        </w:tc>
+        <w:tc>
+          <w:tcPr>
+            <w:tcW w:type="dxa" w:w="4680"/>
+            <w:vAlign w:val="center"/>
+          </w:tcPr>
+          <w:p>
+            <w:pPr>
+              <w:spacing w:after="40"/>
+            </w:pPr>
+            <w:r>
+              <w:rPr>
+                <w:rFonts w:ascii="Aptos" w:hAnsi="Aptos" w:eastAsia="Microsoft YaHei"/>
+                <w:b w:val="0"/>
+                <w:sz w:val="18"/>
+              </w:rPr>
+              <w:t>15 项正常、0 警告、0 失败</w:t>
+            </w:r>
+          </w:p>
+        </w:tc>
+      </w:tr>
+      <w:tr>
+        <w:tc>
+          <w:tcPr>
+            <w:tcW w:type="dxa" w:w="4680"/>
+            <w:vAlign w:val="center"/>
+          </w:tcPr>
+          <w:p>
+            <w:pPr>
+              <w:spacing w:after="40"/>
+            </w:pPr>
+            <w:r>
+              <w:rPr>
+                <w:rFonts w:ascii="Aptos" w:hAnsi="Aptos" w:eastAsia="Microsoft YaHei"/>
+                <w:b w:val="0"/>
+                <w:sz w:val="18"/>
+              </w:rPr>
+              <w:t>浏览器验收</w:t>
+            </w:r>
+          </w:p>
+        </w:tc>
+        <w:tc>
+          <w:tcPr>
+            <w:tcW w:type="dxa" w:w="4680"/>
+            <w:vAlign w:val="center"/>
+          </w:tcPr>
+          <w:p>
+            <w:pPr>
+              <w:spacing w:after="40"/>
+            </w:pPr>
+            <w:r>
+              <w:rPr>
+                <w:rFonts w:ascii="Aptos" w:hAnsi="Aptos" w:eastAsia="Microsoft YaHei"/>
+                <w:b w:val="0"/>
+                <w:sz w:val="18"/>
+              </w:rPr>
+              <w:t>任务创建、历史切换、设置和活动流无控制台错误</w:t>
+            </w:r>
+          </w:p>
+        </w:tc>
+      </w:tr>
+    </w:tbl>
+    <w:p>
+      <w:pPr>
+        <w:spacing w:after="40"/>
+      </w:pPr>
+    </w:p>
+    <w:p/>
+    <w:p>
+      <w:pPr>
+        <w:pStyle w:val="Heading2"/>
+      </w:pPr>
+      <w:r>
+        <w:rPr>
+          <w:rFonts w:ascii="Aptos" w:hAnsi="Aptos" w:eastAsia="Microsoft YaHei"/>
+        </w:rPr>
+        <w:t>3. 功能覆盖</w:t>
+      </w:r>
+    </w:p>
+    <w:p/>
+    <w:p>
+      <w:pPr>
+        <w:pStyle w:val="ListBullet"/>
+      </w:pPr>
+      <w:r>
+        <w:rPr>
+          <w:rFonts w:ascii="Aptos" w:hAnsi="Aptos" w:eastAsia="Microsoft YaHei"/>
+        </w:rPr>
+        <w:t>Agent：任务理解、动态计划、动作选择、重规划、暂停/继续、检查点恢复、上下文压缩；</w:t>
+      </w:r>
+    </w:p>
+    <w:p>
+      <w:pPr>
+        <w:pStyle w:val="ListBullet"/>
+      </w:pPr>
+      <w:r>
+        <w:rPr>
+          <w:rFonts w:ascii="Aptos" w:hAnsi="Aptos" w:eastAsia="Microsoft YaHei"/>
+        </w:rPr>
+        <w:t>工具：文件和归档摘要、Artifact 搜索、IOC、时间线、编码、哈希、JWT、PCAP、字符串、静态分析、localhost HTTP；</w:t>
+      </w:r>
+    </w:p>
+    <w:p>
+      <w:pPr>
+        <w:pStyle w:val="ListBullet"/>
+      </w:pPr>
+      <w:r>
+        <w:rPr>
+          <w:rFonts w:ascii="Aptos" w:hAnsi="Aptos" w:eastAsia="Microsoft YaHei"/>
+        </w:rPr>
+        <w:t>安全：路径隔离、附件限制、MIME/magic 校验、Prompt Injection 防护、SSRF 边界、凭据脱敏、预算和幂等；</w:t>
+      </w:r>
+    </w:p>
+    <w:p>
+      <w:pPr>
+        <w:pStyle w:val="ListBullet"/>
+      </w:pPr>
+      <w:r>
+        <w:rPr>
+          <w:rFonts w:ascii="Aptos" w:hAnsi="Aptos" w:eastAsia="Microsoft YaHei"/>
+        </w:rPr>
+        <w:t>结果：Evidence 绑定、TaskResult、独立 Local Judge、报告和 trajectory 导出；</w:t>
+      </w:r>
+    </w:p>
+    <w:p>
+      <w:pPr>
+        <w:pStyle w:val="ListBullet"/>
+      </w:pPr>
+      <w:r>
+        <w:rPr>
+          <w:rFonts w:ascii="Aptos" w:hAnsi="Aptos" w:eastAsia="Microsoft YaHei"/>
+        </w:rPr>
+        <w:t>评测：本地任务包覆盖 CTF、应急响应、Web、漏洞分析、逆向和失败后重规划。</w:t>
+      </w:r>
+    </w:p>
+    <w:p/>
+    <w:p>
+      <w:pPr>
+        <w:pStyle w:val="Heading2"/>
+      </w:pPr>
+      <w:r>
+        <w:rPr>
+          <w:rFonts w:ascii="Aptos" w:hAnsi="Aptos" w:eastAsia="Microsoft YaHei"/>
+        </w:rPr>
+        <w:t>4. 正式验收案例</w:t>
+      </w:r>
+    </w:p>
+    <w:p/>
+    <w:p>
+      <w:r>
+        <w:rPr>
+          <w:rFonts w:ascii="Aptos" w:hAnsi="Aptos" w:eastAsia="Microsoft YaHei"/>
+        </w:rPr>
+        <w:t>当前 acceptance 包包含复杂 IOC、多层编码、多 Artifact 关联、失败后重规划、localhost Web 和 JWT 静态研判。每个案例均检查结构化结果、成功工具、证据来源、授权范围和预算；Judge 配置不进入 Agent 提示。</w:t>
+      </w:r>
+    </w:p>
+    <w:p/>
+    <w:p>
+      <w:pPr>
+        <w:pStyle w:val="Heading2"/>
+      </w:pPr>
+      <w:r>
+        <w:rPr>
+          <w:rFonts w:ascii="Aptos" w:hAnsi="Aptos" w:eastAsia="Microsoft YaHei"/>
+        </w:rPr>
+        <w:t>5. 真实 Provider 评测方式</w:t>
+      </w:r>
+    </w:p>
+    <w:p/>
+    <w:p>
+      <w:r>
+        <w:rPr>
+          <w:rFonts w:ascii="Consolas" w:hAnsi="Consolas" w:eastAsia="Microsoft YaHei"/>
+          <w:sz w:val="19"/>
+        </w:rPr>
+        <w:t>python -m yuwang.evaluation list</w:t>
+      </w:r>
+    </w:p>
+    <w:p>
+      <w:r>
+        <w:rPr>
+          <w:rFonts w:ascii="Consolas" w:hAnsi="Consolas" w:eastAsia="Microsoft YaHei"/>
+          <w:sz w:val="19"/>
+        </w:rPr>
+        <w:t>python -m yuwang.evaluation run --case &lt;case-id&gt; --provider-id &lt;UUID&gt; --attempts 3</w:t>
+      </w:r>
+    </w:p>
+    <w:p/>
+    <w:p>
+      <w:r>
+        <w:rPr>
+          <w:rFonts w:ascii="Aptos" w:hAnsi="Aptos" w:eastAsia="Microsoft YaHei"/>
+        </w:rPr>
+        <w:t>评测统计首次成功率、前三次至少一次成功率、耗时、Token、工具调用、重规划、人工介入和失败分类。没有脱敏原始记录时，不在材料中声称成功率或模型排名。</w:t>
+      </w:r>
+    </w:p>
+    <w:p/>
+    <w:p>
+      <w:pPr>
+        <w:pStyle w:val="Heading2"/>
+      </w:pPr>
+      <w:r>
+        <w:rPr>
+          <w:rFonts w:ascii="Aptos" w:hAnsi="Aptos" w:eastAsia="Microsoft YaHei"/>
+        </w:rPr>
+        <w:t>6. 已知边界</w:t>
+      </w:r>
+    </w:p>
+    <w:p/>
+    <w:p>
+      <w:r>
+        <w:rPr>
+          <w:rFonts w:ascii="Aptos" w:hAnsi="Aptos" w:eastAsia="Microsoft YaHei"/>
+        </w:rPr>
+        <w:t>本阶段尚未接入主办方决赛平台、指定安全网关和外部判分协议；没有宣称 Pwn、真实公网渗透或外部 CTFd 提交能力。PCAP 和 JWT 工具是离线静态分析，不执行载荷、不验签、不猜密钥、不重放流量。</w:t>
       </w:r>
     </w:p>
     <w:sectPr>
       <w:footerReference w:type="default" r:id="rId9"/>
       <w:pgSz w:w="12240" w:h="15840"/>
-      <w:pgMar w:top="1247" w:right="1417" w:bottom="1247" w:left="1417" w:header="720" w:footer="720" w:gutter="0"/>
+      <w:pgMar w:top="1440" w:right="1440" w:bottom="1440" w:left="1440" w:header="706" w:footer="706" w:gutter="0"/>
       <w:cols w:space="720"/>
       <w:docGrid w:linePitch="360"/>
     </w:sectPr>
@@ -87,7 +713,7 @@
         <w:rFonts w:ascii="Aptos" w:hAnsi="Aptos" w:eastAsia="Microsoft YaHei"/>
         <w:sz w:val="16"/>
       </w:rPr>
-      <w:t>御网智元 | 初审提交材料</w:t>
+      <w:t>御网智元 | 初审提交材料 | 2026-09-03</w:t>
     </w:r>
   </w:p>
 </w:ftr>
@@ -456,9 +1082,12 @@
     <w:name w:val="Normal"/>
     <w:qFormat/>
     <w:rsid w:val="00FC693F"/>
+    <w:pPr>
+      <w:spacing w:after="120" w:line="264" w:lineRule="auto"/>
+    </w:pPr>
     <w:rPr>
       <w:rFonts w:ascii="Aptos" w:hAnsi="Aptos" w:eastAsia="Microsoft YaHei"/>
-      <w:sz w:val="21"/>
+      <w:sz w:val="22"/>
     </w:rPr>
   </w:style>
   <w:style w:type="paragraph" w:styleId="Header">
@@ -516,15 +1145,15 @@
     <w:pPr>
       <w:keepNext/>
       <w:keepLines/>
-      <w:spacing w:before="480" w:after="0"/>
+      <w:spacing w:before="320" w:after="160"/>
       <w:outlineLvl w:val="0"/>
     </w:pPr>
     <w:rPr>
-      <w:rFonts w:asciiTheme="majorHAnsi" w:eastAsiaTheme="majorEastAsia" w:hAnsiTheme="majorHAnsi" w:cstheme="majorBidi"/>
+      <w:rFonts w:asciiTheme="majorHAnsi" w:eastAsiaTheme="majorEastAsia" w:hAnsiTheme="majorHAnsi" w:cstheme="majorBidi" w:ascii="Aptos Display" w:hAnsi="Aptos Display" w:eastAsia="Microsoft YaHei"/>
       <w:b/>
       <w:bCs/>
-      <w:color w:val="365F91" w:themeColor="accent1" w:themeShade="BF"/>
-      <w:sz w:val="28"/>
+      <w:color w:val="2F5D99"/>
+      <w:sz w:val="32"/>
       <w:szCs w:val="28"/>
     </w:rPr>
   </w:style>
@@ -540,14 +1169,14 @@
     <w:pPr>
       <w:keepNext/>
       <w:keepLines/>
-      <w:spacing w:before="200" w:after="0"/>
+      <w:spacing w:before="240" w:after="120"/>
       <w:outlineLvl w:val="1"/>
     </w:pPr>
     <w:rPr>
-      <w:rFonts w:asciiTheme="majorHAnsi" w:eastAsiaTheme="majorEastAsia" w:hAnsiTheme="majorHAnsi" w:cstheme="majorBidi"/>
+      <w:rFonts w:asciiTheme="majorHAnsi" w:eastAsiaTheme="majorEastAsia" w:hAnsiTheme="majorHAnsi" w:cstheme="majorBidi" w:ascii="Aptos Display" w:hAnsi="Aptos Display" w:eastAsia="Microsoft YaHei"/>
       <w:b/>
       <w:bCs/>
-      <w:color w:val="4F81BD" w:themeColor="accent1"/>
+      <w:color w:val="2F5D99"/>
       <w:sz w:val="26"/>
       <w:szCs w:val="26"/>
     </w:rPr>
@@ -564,14 +1193,15 @@
     <w:pPr>
       <w:keepNext/>
       <w:keepLines/>
-      <w:spacing w:before="200" w:after="0"/>
+      <w:spacing w:before="160" w:after="80"/>
       <w:outlineLvl w:val="2"/>
     </w:pPr>
     <w:rPr>
-      <w:rFonts w:asciiTheme="majorHAnsi" w:eastAsiaTheme="majorEastAsia" w:hAnsiTheme="majorHAnsi" w:cstheme="majorBidi"/>
+      <w:rFonts w:asciiTheme="majorHAnsi" w:eastAsiaTheme="majorEastAsia" w:hAnsiTheme="majorHAnsi" w:cstheme="majorBidi" w:ascii="Aptos Display" w:hAnsi="Aptos Display" w:eastAsia="Microsoft YaHei"/>
       <w:b/>
       <w:bCs/>
-      <w:color w:val="4F81BD" w:themeColor="accent1"/>
+      <w:color w:val="2F5D99"/>
+      <w:sz w:val="24"/>
     </w:rPr>
   </w:style>
   <w:style w:type="paragraph" w:styleId="Heading4">
